--- a/example_articles/setting/Suburban/6.setting_Suburban_Other_publisher.docx
+++ b/example_articles/setting/Suburban/6.setting_Suburban_Other_publisher.docx
@@ -27,17 +27,17 @@
     </w:p>
     <w:p>
       <w:r>
-        <w:t>Source File: Other publishers/Files (500) (18).DOCX</w:t>
+        <w:t>Source file: Other publishers/Files (500) (18).DOCX</w:t>
       </w:r>
     </w:p>
     <w:p>
       <w:r>
-        <w:t>Raw locations result: ['New York']</w:t>
+        <w:t>Raw locations result, 'locations': ['New York']</w:t>
       </w:r>
     </w:p>
     <w:p>
       <w:r>
-        <w:t>setting_stand_flat (Standardized): Suburban</w:t>
+        <w:t>Standardized locations result, 'setting_stand_flat': Suburban</w:t>
       </w:r>
     </w:p>
     <w:p>

--- a/example_articles/setting/Suburban/6.setting_Suburban_Other_publisher.docx
+++ b/example_articles/setting/Suburban/6.setting_Suburban_Other_publisher.docx
@@ -7,7 +7,7 @@
         <w:pStyle w:val="Heading1"/>
       </w:pPr>
       <w:r>
-        <w:t>Impasse trips Bush in polls</w:t>
+        <w:t>'Camelot couple' lived an illusion</w:t>
       </w:r>
     </w:p>
     <w:p>
@@ -17,22 +17,22 @@
     </w:p>
     <w:p>
       <w:r>
-        <w:t>Date: 1990-10-15</w:t>
+        <w:t>Date: 1990-01-10</w:t>
       </w:r>
     </w:p>
     <w:p>
       <w:r>
-        <w:t>Section: NEWS; Pg. 4A</w:t>
+        <w:t>Section: NEWS; Pg. 3A</w:t>
       </w:r>
     </w:p>
     <w:p>
       <w:r>
-        <w:t>Source file: Other publishers/Files (500) (18).DOCX</w:t>
+        <w:t>Source file: Other publishers/Files (500) (23).DOCX</w:t>
       </w:r>
     </w:p>
     <w:p>
       <w:r>
-        <w:t>Raw locations result, 'locations': ['New York']</w:t>
+        <w:t>Raw locations result, 'locations': ['Massachusetts']</w:t>
       </w:r>
     </w:p>
     <w:p>
@@ -49,37 +49,47 @@
     </w:p>
     <w:p>
       <w:r>
-        <w:t>President Bush's 20-month honeymoon is over, victimized by a budget impasse he seems to keep stumbling over.</w:t>
+        <w:t>Charles Stuart lies cold and quiet in Woodlawn Cemetery's Plot 1445, but almost no one is willing to let him or the murder of his pregnant wife Carol lie in peace.</w:t>
         <w:br/>
-        <w:t>The latest evidence: A New York Times-CBS News poll out Sunday shows 60% approving of how Bush handles his job, down from 76% in August just after Iraq had invaded Kuwait.</w:t>
+        <w:t>The shooting of Stuart's wife, his earlier tale that a black assailant was to blame, then his leap last Thursday off the Tobin Bridge after his brother made him the top suspect in his wife's murder has captivated a nation hungry for missing pieces of the sordid puzzle.</w:t>
         <w:br/>
-        <w:t>White House strategists hope for a quick fix with a budget accord by Friday. Otherwise, another government shutdown looms, and a whole new round of public rancor could ensue.</w:t>
+        <w:t>''I think all the answers went down in the Mystic River'' where Charles Stuart died, said Kathy King, a neighbor.</w:t>
         <w:br/>
-        <w:t>''The time has come to get a budget,'' says White House spokesman Marlin Fitzwater.</w:t>
+        <w:t>What is it about the case that ''tugged at every emotion,'' as Joyce Brothers puts it?</w:t>
         <w:br/>
-        <w:t>Chief of staff John Sununu doesn't see a problem. ''We're not going by the polls,'' Sununu said Sunday on NBC's Meet the Press. ''The American public does realize that it is Congress' muddling around and trying to avoid a vote that's creating a great deal of the difficulty.''</w:t>
+        <w:t>''It has all the elements,'' Brothers said, ''murder, romantic entanglements, money, mystery.'' And anger.</w:t>
         <w:br/>
-        <w:t>Bush hasn't helped himself with a series of apparent missteps, including a flip-flop on taxes that resulted in Republicans being portrayed as tools of the rich for resisting higher tax rates for the wealthy.</w:t>
+        <w:t>''People are very angry that their emotions were manipulated. People very much resent being made a fool of.''</w:t>
         <w:br/>
-        <w:t>''This is a policy squabble that has become a public relations catastrophe,'' said Rep. Fred Grandy, R-Iowa. ''We are in damage control.''</w:t>
+        <w:t>After Charles used his car phone to beg for help during the shooting, the story seemed a tragic end for what the media dubbed the ''Camelot couple.''</w:t>
         <w:br/>
-        <w:t>Happily watching the Bush troubles are the Democrats, dreaming again of winning the White House in 1992.</w:t>
+        <w:t>''Theoretically,'' said Brothers, ''they were very much in love … coming back from a natural childbirth class - from what was supposed to have been the happiest moment in their lives.''</w:t>
         <w:br/>
-        <w:t>And conservative Republicans, many of whom are enraged at Bush's abandonment of his no-new-taxes pledge, are talking up prospects of challenging him in a GOP primary.</w:t>
+        <w:t>Now, Carol Stuart's family talks about the mirage of her ''totally happy life.''</w:t>
         <w:br/>
-        <w:t>''I always said his support was a mile wide and an inch deep, and this proves it,'' said Democratic National Committee Chairman Ron Brown.</w:t>
+        <w:t>''It's unbelievable, we never would have guessed it in a million years,'' said her brother, Carl DiMaiti.</w:t>
         <w:br/>
-        <w:t>Democrats are most elated by the re-emergence of the issue of rich vs. poor.</w:t>
+        <w:t>''She was a little Cinderella,'' said Carol Dunn, who worked with Carol Stuart at Suffolk University Law School in 1983. ''She was so bubbly.''</w:t>
         <w:br/>
-        <w:t>In recent years, Republicans succeeded in blurring that line by turning working-class voters' attention to crime, defense and family values. Now, the rich-poor contrast is back with a vengeance. Bush still talks about cutting capital gains taxes - a benefit for the wealthy - while buying into tax hikes on gasoline, alcohol, cigarettes and higher Medicare fees.</w:t>
+        <w:t>Dark-haired and petite, Carol Stuart, 30, worried about her weight and always ate salads. Mostly, Dunn said, ''she worried about other people and took care of them.''</w:t>
         <w:br/>
-        <w:t>Emory University political scientist Merle Black says Bush's perceived bumbling revives an image: Yale preppy out of touch with the public.</w:t>
+        <w:t>Dunn was especially impressed with Carol Stuart's close relationship with her family and then-boyfriend. Charles Stuart, a former altar boy, was as quiet as she was outgoing, says Dunn.</w:t>
+        <w:br/>
+        <w:t>At the couple's slate-blue split-level on Reading's Harvest Street, a wreath with little blue teddy bears still hangs on the door. The light above the front door is on.</w:t>
+        <w:br/>
+        <w:t>The Revere neighborhood where Charles Stuart grew up is a tight-knit enclave of mostly working-class Irish families. Most have lived there for generations; many are related. Children play in the street while their parents socialize.</w:t>
+        <w:br/>
+        <w:t>''I feel bad for the family, because Charlie (Sr.) and Dot are nice people,'' says King, who lives behind the Stuarts. ''They didn't do anything wrong and they can't even walk out the door.'' Neighbor Joanne Bogus, who has lived two houses down from the Stuarts for 14 years, said the Stuart boys were always together and that neighborhood children ''looked up to Chuckie (Charles Jr.).''</w:t>
+        <w:br/>
+        <w:t>King described Charles as the kind of boy who would shovel the snow off an elderly neighbor's steps.  That he could have grown up to be a cold, calculated killer is hard to believe, she said. ''It's really bizarre. This is definitely going to be a movie someday - it's better than the soap operas.''</w:t>
+        <w:br/>
+        <w:t>''Not once did Chuck Stuart give us any reason to believe he was anything but honest,'' said Jay Kakas, owner of the fur store where Stuart worked. ''If he had, he would have been out of here long ago. Like everyone else, we were duped.''</w:t>
         <w:br/>
         <w:br/>
         <w:t>Notes</w:t>
         <w:br/>
         <w:br/>
-        <w:t>Accompanies; Voters spread the budget blame; Congress gets earful back home; Comparing deficit plans</w:t>
+        <w:t>Accompanies; Boston mayor defends manhunt; Gun found; may be from fur shop</w:t>
         <w:br/>
         <w:br/>
         <w:t>Graphic</w:t>
@@ -87,11 +97,11 @@
         <w:br/>
         <w:t xml:space="preserve"> </w:t>
         <w:br/>
-        <w:t>PHOTO; b/w, Greg Gibson, AP (John Sununu)</w:t>
+        <w:t>PHOTO; b/w, Mark Garfinkel, AP (Murder Cases, boat and divers); PHOTO; b/w, AP (Murder Cases, Carol Stuart)</w:t>
         <w:br/>
         <w:t xml:space="preserve"> </w:t>
         <w:br/>
-        <w:t>CUTLINE: SUNUNU: Responding to Bush's falling approval rate, the chief of staff told NBC's 'Meet the Press,' 'We're not going by the polls.'</w:t>
+        <w:t>CUTLINE: SEEKING EVIDENCE: A diver hands a container to officials aboard a Boston police boat in the Pines River Tuesday. Police announced they may have found the gun used in the Stuart case. CUTLINE: CAROL STUART: Family described her as a woman with a 'torally happy life.'</w:t>
       </w:r>
     </w:p>
     <w:sectPr>

--- a/example_articles/setting/Suburban/6.setting_Suburban_Other_publisher.docx
+++ b/example_articles/setting/Suburban/6.setting_Suburban_Other_publisher.docx
@@ -7,7 +7,7 @@
         <w:pStyle w:val="Heading1"/>
       </w:pPr>
       <w:r>
-        <w:t>'Camelot couple' lived an illusion</w:t>
+        <w:t>Local arts &amp; entertainment Local arts &amp; entertainment</w:t>
       </w:r>
     </w:p>
     <w:p>
@@ -17,12 +17,12 @@
     </w:p>
     <w:p>
       <w:r>
-        <w:t>Date: 1990-01-10</w:t>
+        <w:t>Date: 2016-03-20</w:t>
       </w:r>
     </w:p>
     <w:p>
       <w:r>
-        <w:t>Section: NEWS; Pg. 3A</w:t>
+        <w:t>Section: NEIGHBOR; Pg. 1</w:t>
       </w:r>
     </w:p>
     <w:p>
@@ -32,7 +32,7 @@
     </w:p>
     <w:p>
       <w:r>
-        <w:t>Raw locations result, 'locations': ['Massachusetts']</w:t>
+        <w:t>Raw locations result, 'locations': ['Illinois']</w:t>
       </w:r>
     </w:p>
     <w:p>
@@ -49,59 +49,61 @@
     </w:p>
     <w:p>
       <w:r>
-        <w:t>Charles Stuart lies cold and quiet in Woodlawn Cemetery's Plot 1445, but almost no one is willing to let him or the murder of his pregnant wife Carol lie in peace.</w:t>
+        <w:t>Includes plays, films, festivals, art exhibits and receptions, concerts, dance shows and more. Deadline is two weeks before event.</w:t>
         <w:br/>
-        <w:t>The shooting of Stuart's wife, his earlier tale that a black assailant was to blame, then his leap last Thursday off the Tobin Bridge after his brother made him the top suspect in his wife's murder has captivated a nation hungry for missing pieces of the sordid puzzle.</w:t>
+        <w:t>Shakespeare's 'The Tempest': 2 p.m. Sunday, March 20, Harper College, 1200 W. Algonquin Road, Palatine. The themes of trickery, magic, romance and revenge will be explored in the Harper Ensemble Theatre's upcoming production of "The Tempest." The play, which is widely considered to be the last of Shakespeare's solo plays and his final masterpiece, features original music by Steve Goers of the University of Cincinnati College-Conservatory of Music. Tickets are $12 for seniors and Harper students, faculty and staff; $15 general admission. Contact (847) 925-6100 or harpercollege.edu/boxoffice.</w:t>
         <w:br/>
-        <w:t>''I think all the answers went down in the Mystic River'' where Charles Stuart died, said Kathy King, a neighbor.</w:t>
+        <w:t>Chicagoland Family Pet Expo: 10 a.m.-5 p.m. Sunday, March 20, Arlington Park, 2200 W. Euclid Ave., Arlington Heights. World-class entertainment, demonstrations, the latest pet products and hundreds of animal rescue groups. Adults $10, get $1 off at www.petchicago.com. On Friday only from 5-9 p.m., buy one, get one same price admission free. Children ages 3-12, $5; parking: $7. Please leave pets at home unless part of a performance or exhibit. For information, visit            www.petchicago.com.</w:t>
         <w:br/>
-        <w:t>What is it about the case that ''tugged at every emotion,'' as Joyce Brothers puts it?</w:t>
+        <w:t>The Evolution Of The Girl Groups — Andrew Sisters to Dixie Chicks: 2 p.m. Sunday,</w:t>
         <w:br/>
-        <w:t>''It has all the elements,'' Brothers said, ''murder, romantic entanglements, money, mystery.'' And anger.</w:t>
+        <w:t>March 20, Prospect Heights Library, 12 Elm St., Prospect Heights. Embark on a musical journey with cabaret trio Laura Freeman, Beckie Menzie and Marianne Murphy Orland. Enjoy the sounds and stories of some of music's most beloved female vocalists with harmonies and stories of struggle and success. Register at (847) 259-3500, ext. 35, or www.phpl.info.</w:t>
         <w:br/>
-        <w:t>''People are very angry that their emotions were manipulated. People very much resent being made a fool of.''</w:t>
+        <w:t>The Shamrock Ragsters: 2 p.m. Sunday, March 20, Rolling Meadows Library, 3110 Martin Lane, Rolling Meadows. Everyone is Irish for St. Patrick's Day so come and experience the energy and the music performed by Chicago quartet The Shamrock Ragsters. They'll play and sing Irish and Celtic tunes, as well as bluegrass, Dixieland jazz, and old time blues. Get your free tickets at the Welcome Desk, call the library at (847) 259-6050 or register online at www.rmlib.org.</w:t>
         <w:br/>
-        <w:t>After Charles used his car phone to beg for help during the shooting, the story seemed a tragic end for what the media dubbed the ''Camelot couple.''</w:t>
+        <w:t>Easter bunny Photos: Daily through Saturday, March 26, Woodfield Mall, 5 Woodfield Mall, Schaumburg. Families are invited to capture their springtime memories as part of the Easter Bunny Photo Experience at Woodfield Mall, sponsored by The Gymboree Corporation. Parents are welcome to purchase professionally produced photos of the Easter bunny with their child or the entire family. Visit simon.noerrbunny.com.</w:t>
         <w:br/>
-        <w:t>''Theoretically,'' said Brothers, ''they were very much in love … coming back from a natural childbirth class - from what was supposed to have been the happiest moment in their lives.''</w:t>
+        <w:t>Easter egg hunt: Sunday, March 20, First Congregational Church of Des Plaines, 766 Graceland Ave., Des Plaines. Children through grade five are invited to a free Easter egg hunt on the playground. Kids ages 6 and younger will start at 10:45 a.m., grades one-three at 11 a.m., and grades four-five at 11:15 a.m. Bring a basket or bag for each child. In case of bad weather, the hunt will be moved indoors. Also on March 20, the church will host a free Nerf Tournament for kids of all ages, with the opening shot at 3:30 p.m. Participants should bring their own Nerf blasters. Mandatory eye protection and darts provided. To reserve a Nerf Tournament spot or for details, contact Sue Almerigi at (847) 894-1135 or Sue.Almerigi@fccdp.org</w:t>
         <w:br/>
-        <w:t>Now, Carol Stuart's family talks about the mirage of her ''totally happy life.''</w:t>
+        <w:t>Egg Hunt, Bunny Visit: Sunday, March 20, Wolff's Flea Market, 1775 N. Rand Road, Palatine. Join the annual Egg Hunt and visit with the Easter bunny … flea market style. 11-11:30 a.m. egg hunt-all kids will receive a small prize and candy; 11:45 a.m.-12:30 p.m. magician Bob James; 1-3 p.m. visit with the Easter bunny and games. Also, prizes, basket raffles and face painting. In between, shop 300 independent sellers offering antiques, fresh produce, collectibles, toys, Easter baskets, video games, music, movies, books, jewelry, clothing, resale and new items, home decor and more. Market hours are 8 a.m.-4 p.m. Admission: $1 adults. For information, call (847) 524-9590 or visit wolffs.com.</w:t>
         <w:br/>
-        <w:t>''It's unbelievable, we never would have guessed it in a million years,'' said her brother, Carl DiMaiti.</w:t>
+        <w:t>Easter bunny Photos: Noon-4 p.m. Sunday, March 20, Petco, 1018 Mount Prospect Plaza, Mount Prospect. Friendly &amp; Feral Cat Rescue hosts Easter bunny photos to benefit the nonprofit community cat rescue. Photos are $10. For information, call Janet at (847) 394-0260.</w:t>
         <w:br/>
-        <w:t>''She was a little Cinderella,'' said Carol Dunn, who worked with Carol Stuart at Suffolk University Law School in 1983. ''She was so bubbly.''</w:t>
+        <w:t>Floral Design Showcase: 7 p.m. Monday, March 21, Streamwood High School, 701 W. Schaumburg Road, Streamwood. The 10th annual Floral Design Showcase, sponsored by the Streamwood Woman's Club. Tickets are $12 at the door, $10 each for groups of 10 or more, advance purchase only. All flower arrangements will be raffled. Proceeds benefit local organizations, including the Streamwood DARE program, Community Crisis Center and Hanover Township Food Pantry. For information, call Barb Ferrara, (630) 272-2992.</w:t>
         <w:br/>
-        <w:t>Dark-haired and petite, Carol Stuart, 30, worried about her weight and always ate salads. Mostly, Dunn said, ''she worried about other people and took care of them.''</w:t>
+        <w:t>Insider Secrets To Container Gardening: 6:30 p.m. Monday, March 21, Toms-Price Home Furnishings, 100 W. Higgins, Suite J-40, South Barrington. Jennifer Brennan, horticultural information specialist at Chalet Garden Center in Wilmette, shares her secrets about how to create beautiful outdoor containers. Presentation also includes refreshments and prize giveaways. Free. Register at (847) 783-1500.</w:t>
         <w:br/>
-        <w:t>Dunn was especially impressed with Carol Stuart's close relationship with her family and then-boyfriend. Charles Stuart, a former altar boy, was as quiet as she was outgoing, says Dunn.</w:t>
+        <w:t>Movie — 'Suffragette': 12:30 p.m. Monday, March 21, Prospect Heights Public Library, 12 N. Elm St., Prospect Heights. Celebrate Women's History Month. In this galvanizing feminist drama, a working-class laundress in 19th century London becomes radicalized when she meets a brave cadre of women organizing to obtain the vote. PG-13. 2015. Register at the Information Desk, (847) 259-3500, ext. 35, or www.phpl.info.</w:t>
         <w:br/>
-        <w:t>At the couple's slate-blue split-level on Reading's Harvest Street, a wreath with little blue teddy bears still hangs on the door. The light above the front door is on.</w:t>
+        <w:t>Tuesday Matinee Movie; 'The Martian': 2 p.m. Tuesday, March 22, Rolling Meadows Library, 3110 Martin Lane, Rolling Meadows. Starring Matt Damon, this film chronicles the adventures of an astronaut unintentionally left behind on Mars.</w:t>
         <w:br/>
-        <w:t>The Revere neighborhood where Charles Stuart grew up is a tight-knit enclave of mostly working-class Irish families. Most have lived there for generations; many are related. Children play in the street while their parents socialize.</w:t>
+        <w:t>'The 39 Steps': 1 p.m. Wednesday, March 23; 7:30 p.m. Thursday, March 24; 8 p.m. Friday, March 25; 7 p.m. Saturday, March 26, Metropolis Performing Arts Centre, 111 W. Campbell St., Arlington Heights. Hitchcocks classic re-imagined as a whodunit farce. A simple man happens upon a woman who reveals she is a spy in desperate need of help. Suddenly, she is murdered and the saga begins as he flees and is subsequently followed throughout Europe: a fugitive on the run. Watch as four actors seamlessly transition to play over 100 characters in this imaginative comedy. Tickets $38. For tickets/information, www.metropolisarts.com or (847) 577-2121.</w:t>
         <w:br/>
-        <w:t>''I feel bad for the family, because Charlie (Sr.) and Dot are nice people,'' says King, who lives behind the Stuarts. ''They didn't do anything wrong and they can't even walk out the door.'' Neighbor Joanne Bogus, who has lived two houses down from the Stuarts for 14 years, said the Stuart boys were always together and that neighborhood children ''looked up to Chuckie (Charles Jr.).''</w:t>
+        <w:t>Reel Paddling Film Festival World Tour: 7 p.m. Wednesday, March 23, Durty Nellie's, 180 N. Smith St., Palatine. Rapid Media's 11th annual Reel Paddling Film Festival showcases the world's best paddling films. The festival inspires people to explore rivers, lakes and oceans, push physical and emotional extremes, embrace the lifestyle and appreciate the heritage of the wild places people paddle. Presented by the Chicago Whitewater Association. $12. For information, www.chicagowhitewater.org.</w:t>
         <w:br/>
-        <w:t>King described Charles as the kind of boy who would shovel the snow off an elderly neighbor's steps.  That he could have grown up to be a cold, calculated killer is hard to believe, she said. ''It's really bizarre. This is definitely going to be a movie someday - it's better than the soap operas.''</w:t>
+        <w:t>Underwater EGGstravaganza: 6-8 p.m. Thursday, March 24, The Water Works, 505 N. Springinsguth Road, Schaumburg. Open to children ages 1 and older. Activities include egg hunt, DJ, games and refreshments. After swimming and finding eggs, participants may exchange their bounties for goody bags. Hunts will take place by age: 6:15 p.m. ages 2 and younger; 6:30 p.m. 3-4 years; 6:45 p.m. 5-6 years; 7 p.m. 7-8 years; 7:15 p.m. ages 9 and older. Bring baskets or buckets for collecting eggs. $12 per child residents and $18 per child nonresidents. For information, (847) 490-7015 or www.parkfun.com.</w:t>
         <w:br/>
-        <w:t>''Not once did Chuck Stuart give us any reason to believe he was anything but honest,'' said Jay Kakas, owner of the fur store where Stuart worked. ''If he had, he would have been out of here long ago. Like everyone else, we were duped.''</w:t>
+        <w:t>Latino Literature in the United States Exhibit: Through April 14, Palatine Library, 700 N. North Court, Palatine. A special exhibit, "Voces Americanas: Latino Literature in the United States" will be on display at Palatine Library on the second floor. Opening Reception 6:30-7:30 p.m. Thursday, March 24, all are welcome to attend. This celebratory survey of works by Latinos over the past 30 years, features images of authors, books, movie stills, public presentations, and illustrations to enjoy. For information, www.palatinelibrary.org.</w:t>
         <w:br/>
+        <w:t>Lunch with the Bunny: 11 a.m. Friday, March 25, Twin Lakes Recreation Area, 1200 E. Twin Lakes Ave., Palatine. Parents and children, join us for an exciting afternoon with a visit from the Easter bunny. Besides having a delicious lunch of pizza, breadsticks and salad, there will be a coloring contest, decorating eggs and making a fun craft. Don't forget your camera. Must preregister for this event. $15. For information, saltcreek.multisportsystems.com.</w:t>
         <w:br/>
-        <w:t>Notes</w:t>
+        <w:t>Aqua Egg Hunt: 10 a.m. Friday March 25, Splash Central, 700 S. Bartlett Road, Bartlett. Excite your egg hunt this year by collecting eggs from the activity pool. Stay after the event to meet Navigator, the Splash Central mascot, and swim. Everyone must preregister at the Park District Community Center front desk. Bring a bathing suit, a towel and collection basket for your eggs. Free with Splash Central Pass; others pay $9 residents and $11 nonresidents. (630) 540-4800 or www.bartlettparks.org.</w:t>
         <w:br/>
+        <w:t>Visit the Easter bunny: Noon-3 p.m. Friday, March 25, Ice House Mall, 200 Applebee St., Barrington. Bring your camera for free photos. Free giveaways to all children. Easter egg hunt: 1-2 p.m. Saturday, March 26. Join the shops of the Ice House Mall for an Easter egg hunt. Children will look for Easter eggs filled with treats at participating Ice House Mall shops. For children 12 years and under.</w:t>
         <w:br/>
-        <w:t>Accompanies; Boston mayor defends manhunt; Gun found; may be from fur shop</w:t>
+        <w:t>Easter Egg Program: 1 p.m. Saturday, March 26, Des Plaines History Center, 781 Pearson St., Des Plaines. The Des Plaines History Center's annual family program, Easter Egg Traditions, will be presented by Marina Orzhynska, who teaches Saturday school at Holy Virgin Protection Russian Orthodox Cathedral in Des Plaines. The program is designed for children, ages 5-12, with an adult. The fee is $3 per child for nonmembers, $2 for members. All families with schoolchildren are welcome to attend. For information, www.desplaineshistory.org or (847) 391-5399.</w:t>
         <w:br/>
+        <w:t>Easter egg hunt: Doors open 9 a.m. Saturday, March 26, Immanuel United Church of Christ, 1500 Old Church Road, Streamwood. The fifth annual Easter egg hunt starts at 9:30 a.m. Children ages 12 and younger can hunt for eggs. The cost is $3 for one child; $5 for two children; $8 for three children and $10 for four children. An award will be given to one child from each age group who finds the special golden egg. Dress for the weather and bring your own basket. Register at (630) 837-0190.</w:t>
         <w:br/>
-        <w:t>Graphic</w:t>
+        <w:t>Trunk and Treaster: 1 a.m. Saturday, March 26, Elk Grove Baptist Church, 801 Beisner, Elk Grove Village. Free family event. Collect Easter eggs and candy from decorated car trunks telling the true Easter story. Crafts, kites, sidewalk chalk, soccer, hot dogs, snacks, and more. If you liked our fall Trunk or Treat event, hop on over and join the fun. In case of inclement weather, activities will be held indoors. For information, myegbc.com.</w:t>
         <w:br/>
+        <w:t>Egg Hunts with the Easter bunny: 8 a.m. Saturday, March 26, Hoffman Estates Park District, 1685 W. Higgins Road; 8:15 a.m. Fabbrini Park, 1704 Glenlake Road; 9:30 a.m. Pine Park, 750 Charleston; 10:45 a.m. Cannon Crossing, 1675 Nicholson Drive, all in Hoffman Estates. Children will be divided into age groups to hunt for eggs filled with treats, with the youngest age group first. Event will run rain or shine outdoors. Please choose only one egg hunt to attend. For information, www.heparks.org.</w:t>
         <w:br/>
-        <w:t xml:space="preserve"> </w:t>
+        <w:t>Brunch With The Bunny: 9:30 a.m. Saturday, March 26, Roselle Park District, 555 W. Bryn Mawr Ave., Roselle. Join for a fun filled morning and delicious breakfast brought to you by Roselle's Brunch Cafe. Breakfast will include scrambled eggs, French toast, bacon, sausage, potatoes and a variety of beverages. Parents don't forget to bring your camera. After breakfast, meet at the Clauss Recreation Center baseball fields at 11:15 a.m. for an egg hunt. Plastic eggs filled with candy and toys will be hidden throughout the age designated areas. Registration required. Fee is per person and includes catered breakfast followed by an egg hunt. $5-$13. For information, rparks.org.</w:t>
         <w:br/>
-        <w:t>PHOTO; b/w, Mark Garfinkel, AP (Murder Cases, boat and divers); PHOTO; b/w, AP (Murder Cases, Carol Stuart)</w:t>
+        <w:t>Easter egg hunt: 9:30 a.m. Saturday, March 26, St. Peter United Church of Christ, 47 Church St., Lake Zurich. The annual Easter egg hunt for all children ages 2-12. For information contact the church office, (847) 438-6441.</w:t>
         <w:br/>
-        <w:t xml:space="preserve"> </w:t>
-        <w:br/>
-        <w:t>CUTLINE: SEEKING EVIDENCE: A diver hands a container to officials aboard a Boston police boat in the Pines River Tuesday. Police announced they may have found the gun used in the Stuart case. CUTLINE: CAROL STUART: Family described her as a woman with a 'torally happy life.'</w:t>
+        <w:t>Visit with the Bunny: 1-4 p.m. Saturday, March 26, Deer Park Town Center, 20530 N. Rand Road, Deer Park. Hop on over to Brilliant Sky Toys &amp; Books for visits with the bunny. Cameras are welcome. For details contact Brilliant Sky Toys &amp; Books at (847) 438-8300.</w:t>
       </w:r>
     </w:p>
     <w:sectPr>

--- a/example_articles/setting/Suburban/6.setting_Suburban_Other_publisher.docx
+++ b/example_articles/setting/Suburban/6.setting_Suburban_Other_publisher.docx
@@ -7,7 +7,7 @@
         <w:pStyle w:val="Heading1"/>
       </w:pPr>
       <w:r>
-        <w:t>Local arts &amp; entertainment Local arts &amp; entertainment</w:t>
+        <w:t>TOOMEY SAYS HE WON'T BEND ON KEY ISSUES; STATE'S FRESHMAN SENATOR REPRESENTS SHIFT IN STYLE FROM SPECTER</w:t>
       </w:r>
     </w:p>
     <w:p>
@@ -17,22 +17,22 @@
     </w:p>
     <w:p>
       <w:r>
-        <w:t>Date: 2016-03-20</w:t>
+        <w:t>Date: 2011-01-09</w:t>
       </w:r>
     </w:p>
     <w:p>
       <w:r>
-        <w:t>Section: NEIGHBOR; Pg. 1</w:t>
+        <w:t>Section: NATIONAL; Pg. A-11</w:t>
       </w:r>
     </w:p>
     <w:p>
       <w:r>
-        <w:t>Source file: Other publishers/Files (500) (23).DOCX</w:t>
+        <w:t>Source file: Other publishers/Files (500) (27).DOCX</w:t>
       </w:r>
     </w:p>
     <w:p>
       <w:r>
-        <w:t>Raw locations result, 'locations': ['Illinois']</w:t>
+        <w:t>Raw locations result, 'locations': ['Rhode Island']</w:t>
       </w:r>
     </w:p>
     <w:p>
@@ -49,61 +49,93 @@
     </w:p>
     <w:p>
       <w:r>
-        <w:t>Includes plays, films, festivals, art exhibits and receptions, concerts, dance shows and more. Deadline is two weeks before event.</w:t>
+        <w:t>WASHINGTON -- If a Pennsylvania company comes to Sen. Pat Toomey looking for an earmark, he's ready with a response.</w:t>
         <w:br/>
-        <w:t>Shakespeare's 'The Tempest': 2 p.m. Sunday, March 20, Harper College, 1200 W. Algonquin Road, Palatine. The themes of trickery, magic, romance and revenge will be explored in the Harper Ensemble Theatre's upcoming production of "The Tempest." The play, which is widely considered to be the last of Shakespeare's solo plays and his final masterpiece, features original music by Steve Goers of the University of Cincinnati College-Conservatory of Music. Tickets are $12 for seniors and Harper students, faculty and staff; $15 general admission. Contact (847) 925-6100 or harpercollege.edu/boxoffice.</w:t>
+        <w:t>"I'm not here to find more ways to spend money; I'm here to find ways to spend less money," Pennsylvania's newest senator said in an interview Friday, his third day in office.</w:t>
         <w:br/>
-        <w:t>Chicagoland Family Pet Expo: 10 a.m.-5 p.m. Sunday, March 20, Arlington Park, 2200 W. Euclid Ave., Arlington Heights. World-class entertainment, demonstrations, the latest pet products and hundreds of animal rescue groups. Adults $10, get $1 off at www.petchicago.com. On Friday only from 5-9 p.m., buy one, get one same price admission free. Children ages 3-12, $5; parking: $7. Please leave pets at home unless part of a performance or exhibit. For information, visit            www.petchicago.com.</w:t>
+        <w:t>"So I have no qualms about saying: 'Listen, this isn't the right shop for earmarks, and, by the way, we're not doing them -- across the Republican conference in the Senate, across the House. So let's look at other ways to create an environment for Pennsylvania businesses to grow rather than seeing who can get the most taxpayer money to subsidize their private business.' "</w:t>
         <w:br/>
-        <w:t>The Evolution Of The Girl Groups — Andrew Sisters to Dixie Chicks: 2 p.m. Sunday,</w:t>
+        <w:t>It's quite a shift in style from the five-term prolific appropriator Arlen Specter.</w:t>
         <w:br/>
-        <w:t>March 20, Prospect Heights Library, 12 Elm St., Prospect Heights. Embark on a musical journey with cabaret trio Laura Freeman, Beckie Menzie and Marianne Murphy Orland. Enjoy the sounds and stories of some of music's most beloved female vocalists with harmonies and stories of struggle and success. Register at (847) 259-3500, ext. 35, or www.phpl.info.</w:t>
+        <w:t>Mr. Toomey pledged to work across the aisle and his recent support for a repeal of the Don't Ask Don't Tell policy on gays in the military indicated a centrist lean on social issues. But the former investment banker and free-market crusader says he won't play the deal-making role of Mr. Specter -- Pennsylvania's pre-eminent political survivor for decades -- on issues like earmarks that trample on his economic dogma.</w:t>
         <w:br/>
-        <w:t>The Shamrock Ragsters: 2 p.m. Sunday, March 20, Rolling Meadows Library, 3110 Martin Lane, Rolling Meadows. Everyone is Irish for St. Patrick's Day so come and experience the energy and the music performed by Chicago quartet The Shamrock Ragsters. They'll play and sing Irish and Celtic tunes, as well as bluegrass, Dixieland jazz, and old time blues. Get your free tickets at the Welcome Desk, call the library at (847) 259-6050 or register online at www.rmlib.org.</w:t>
+        <w:t>"If we can make progress in the right direction, then I'll be for it, even though I'd like to go further, so in that sense, I'm eager to negotiate the best deal we can so the Pennsylvania economy gets the best opportunity to grow," Mr. Toomey said.</w:t>
         <w:br/>
-        <w:t>Easter bunny Photos: Daily through Saturday, March 26, Woodfield Mall, 5 Woodfield Mall, Schaumburg. Families are invited to capture their springtime memories as part of the Easter Bunny Photo Experience at Woodfield Mall, sponsored by The Gymboree Corporation. Parents are welcome to purchase professionally produced photos of the Easter bunny with their child or the entire family. Visit simon.noerrbunny.com.</w:t>
+        <w:t>"But on core fundamental principles, I'm not willing to go in the wrong direction."</w:t>
         <w:br/>
-        <w:t>Easter egg hunt: Sunday, March 20, First Congregational Church of Des Plaines, 766 Graceland Ave., Des Plaines. Children through grade five are invited to a free Easter egg hunt on the playground. Kids ages 6 and younger will start at 10:45 a.m., grades one-three at 11 a.m., and grades four-five at 11:15 a.m. Bring a basket or bag for each child. In case of bad weather, the hunt will be moved indoors. Also on March 20, the church will host a free Nerf Tournament for kids of all ages, with the opening shot at 3:30 p.m. Participants should bring their own Nerf blasters. Mandatory eye protection and darts provided. To reserve a Nerf Tournament spot or for details, contact Sue Almerigi at (847) 894-1135 or Sue.Almerigi@fccdp.org</w:t>
+        <w:t>Born into a working class family in Rhode Island, the Harvard-educated Mr. Toomey, 49, honed his economic acumen and beliefs as a banker on Wall Street and in Hong Kong, then as co-owner of a chain of restaurants in Allentown. He served three terms in the U.S. House before challenging Mr. Specter in a Senate Republican primary in 2004 -- a race he narrowly lost.</w:t>
         <w:br/>
-        <w:t>Egg Hunt, Bunny Visit: Sunday, March 20, Wolff's Flea Market, 1775 N. Rand Road, Palatine. Join the annual Egg Hunt and visit with the Easter bunny … flea market style. 11-11:30 a.m. egg hunt-all kids will receive a small prize and candy; 11:45 a.m.-12:30 p.m. magician Bob James; 1-3 p.m. visit with the Easter bunny and games. Also, prizes, basket raffles and face painting. In between, shop 300 independent sellers offering antiques, fresh produce, collectibles, toys, Easter baskets, video games, music, movies, books, jewelry, clothing, resale and new items, home decor and more. Market hours are 8 a.m.-4 p.m. Admission: $1 adults. For information, call (847) 524-9590 or visit wolffs.com.</w:t>
+        <w:t>After the political setback, Mr. Toomey served as president of the Club for Growth -- an arch-conservative group dedicated to pushing its fiscal goals on lawmakers, or pushing them out of office.</w:t>
         <w:br/>
-        <w:t>Easter bunny Photos: Noon-4 p.m. Sunday, March 20, Petco, 1018 Mount Prospect Plaza, Mount Prospect. Friendly &amp; Feral Cat Rescue hosts Easter bunny photos to benefit the nonprofit community cat rescue. Photos are $10. For information, call Janet at (847) 394-0260.</w:t>
+        <w:t>The group spent more on Mr. Toomey's 2010 campaign than any other, steering $792,000 in contributions to him and adding more than $2 million of independent expenditures, mostly on television ads attacking Democrat Joe Sestak.</w:t>
         <w:br/>
-        <w:t>Floral Design Showcase: 7 p.m. Monday, March 21, Streamwood High School, 701 W. Schaumburg Road, Streamwood. The 10th annual Floral Design Showcase, sponsored by the Streamwood Woman's Club. Tickets are $12 at the door, $10 each for groups of 10 or more, advance purchase only. All flower arrangements will be raffled. Proceeds benefit local organizations, including the Streamwood DARE program, Community Crisis Center and Hanover Township Food Pantry. For information, call Barb Ferrara, (630) 272-2992.</w:t>
+        <w:t>David Keating, now the executive director of the Club, first met Mr. Toomey when he was in the House and said he was struck by the young legislator's ability to grasp a complicated hurricane insurance proposal quickly -- when it had taken Mr. Keating an hour to explain it to veteran staff and members.</w:t>
         <w:br/>
-        <w:t>Insider Secrets To Container Gardening: 6:30 p.m. Monday, March 21, Toms-Price Home Furnishings, 100 W. Higgins, Suite J-40, South Barrington. Jennifer Brennan, horticultural information specialist at Chalet Garden Center in Wilmette, shares her secrets about how to create beautiful outdoor containers. Presentation also includes refreshments and prize giveaways. Free. Register at (847) 783-1500.</w:t>
+        <w:t>Mr. Keating said that kind of economic mind will make Mr. Toomey a leader in the Senate, even as a freshman.</w:t>
         <w:br/>
-        <w:t>Movie — 'Suffragette': 12:30 p.m. Monday, March 21, Prospect Heights Public Library, 12 N. Elm St., Prospect Heights. Celebrate Women's History Month. In this galvanizing feminist drama, a working-class laundress in 19th century London becomes radicalized when she meets a brave cadre of women organizing to obtain the vote. PG-13. 2015. Register at the Information Desk, (847) 259-3500, ext. 35, or www.phpl.info.</w:t>
+        <w:t>"It's not so much how he'll fit into the caucus but how he'll move the Senate," Mr. Keating said.</w:t>
         <w:br/>
-        <w:t>Tuesday Matinee Movie; 'The Martian': 2 p.m. Tuesday, March 22, Rolling Meadows Library, 3110 Martin Lane, Rolling Meadows. Starring Matt Damon, this film chronicles the adventures of an astronaut unintentionally left behind on Mars.</w:t>
+        <w:t>He said the principal difference between Mr. Toomey and Mr. Specter won't be in making deals, but why they are making them.</w:t>
         <w:br/>
-        <w:t>'The 39 Steps': 1 p.m. Wednesday, March 23; 7:30 p.m. Thursday, March 24; 8 p.m. Friday, March 25; 7 p.m. Saturday, March 26, Metropolis Performing Arts Centre, 111 W. Campbell St., Arlington Heights. Hitchcocks classic re-imagined as a whodunit farce. A simple man happens upon a woman who reveals she is a spy in desperate need of help. Suddenly, she is murdered and the saga begins as he flees and is subsequently followed throughout Europe: a fugitive on the run. Watch as four actors seamlessly transition to play over 100 characters in this imaginative comedy. Tickets $38. For tickets/information, www.metropolisarts.com or (847) 577-2121.</w:t>
+        <w:t>"Pat will keep his eye on improving the economy and expanding freedom," Mr. Keating said. "And Specter, it was to improve Arlen Specter's chances of getting re-elected."</w:t>
         <w:br/>
-        <w:t>Reel Paddling Film Festival World Tour: 7 p.m. Wednesday, March 23, Durty Nellie's, 180 N. Smith St., Palatine. Rapid Media's 11th annual Reel Paddling Film Festival showcases the world's best paddling films. The festival inspires people to explore rivers, lakes and oceans, push physical and emotional extremes, embrace the lifestyle and appreciate the heritage of the wild places people paddle. Presented by the Chicago Whitewater Association. $12. For information, www.chicagowhitewater.org.</w:t>
+        <w:t>After Mr. Specter was one of just three Republicans to vote for the stimulus -- a vote he said was crucial to save the nation from a second Great Depression -- Mr. Toomey indicated he would again enter the GOP primary, pushing Mr. Specter out of the party and toward his eventual defeat at the hands of Mr. Sestak in the Democratic primary last year.</w:t>
         <w:br/>
-        <w:t>Underwater EGGstravaganza: 6-8 p.m. Thursday, March 24, The Water Works, 505 N. Springinsguth Road, Schaumburg. Open to children ages 1 and older. Activities include egg hunt, DJ, games and refreshments. After swimming and finding eggs, participants may exchange their bounties for goody bags. Hunts will take place by age: 6:15 p.m. ages 2 and younger; 6:30 p.m. 3-4 years; 6:45 p.m. 5-6 years; 7 p.m. 7-8 years; 7:15 p.m. ages 9 and older. Bring baskets or buckets for collecting eggs. $12 per child residents and $18 per child nonresidents. For information, (847) 490-7015 or www.parkfun.com.</w:t>
+        <w:t>Mr. Toomey gets visibly uncomfortable when asked about Mr. Specter, though in his debut news conference as a senator after his swearing-in Wednesday, he did have pleasant things to say about his predecessor's work ethic and support for the National Institutes of Health.</w:t>
         <w:br/>
-        <w:t>Latino Literature in the United States Exhibit: Through April 14, Palatine Library, 700 N. North Court, Palatine. A special exhibit, "Voces Americanas: Latino Literature in the United States" will be on display at Palatine Library on the second floor. Opening Reception 6:30-7:30 p.m. Thursday, March 24, all are welcome to attend. This celebratory survey of works by Latinos over the past 30 years, features images of authors, books, movie stills, public presentations, and illustrations to enjoy. For information, www.palatinelibrary.org.</w:t>
+        <w:t>But asked if he learned any lessons from Mr. Specter, Mr. Toomey demurred.</w:t>
         <w:br/>
-        <w:t>Lunch with the Bunny: 11 a.m. Friday, March 25, Twin Lakes Recreation Area, 1200 E. Twin Lakes Ave., Palatine. Parents and children, join us for an exciting afternoon with a visit from the Easter bunny. Besides having a delicious lunch of pizza, breadsticks and salad, there will be a coloring contest, decorating eggs and making a fun craft. Don't forget your camera. Must preregister for this event. $15. For information, saltcreek.multisportsystems.com.</w:t>
+        <w:t>"Oh I don't know about that, but I do acknowledge that he had a very long and distinguished career here," he said.</w:t>
         <w:br/>
-        <w:t>Aqua Egg Hunt: 10 a.m. Friday March 25, Splash Central, 700 S. Bartlett Road, Bartlett. Excite your egg hunt this year by collecting eggs from the activity pool. Stay after the event to meet Navigator, the Splash Central mascot, and swim. Everyone must preregister at the Park District Community Center front desk. Bring a bathing suit, a towel and collection basket for your eggs. Free with Splash Central Pass; others pay $9 residents and $11 nonresidents. (630) 540-4800 or www.bartlettparks.org.</w:t>
+        <w:t>In the interview, Mr. Toomey said he wants to imitate budget hawk Phil Gramm, a former senator from Texas, and though he knows a few current senators from serving in the House with them, he doesn't have a close friend yet in the clubby upper chamber.</w:t>
         <w:br/>
-        <w:t>Visit the Easter bunny: Noon-3 p.m. Friday, March 25, Ice House Mall, 200 Applebee St., Barrington. Bring your camera for free photos. Free giveaways to all children. Easter egg hunt: 1-2 p.m. Saturday, March 26. Join the shops of the Ice House Mall for an Easter egg hunt. Children will look for Easter eggs filled with treats at participating Ice House Mall shops. For children 12 years and under.</w:t>
+        <w:t>Though they occupy different sides of the aisle, Mr. Toomey and his delegation mate Sen. Bob Casey, D-Pa., vowed to work closely on issues of home-state interest. Mr. Casey walked side-by-side with Mr. Toomey on the Senate floor at Wednesday's swearing-in, then appeared at his lunch reception afterward -- gestures Mr. Toomey said he appreciated.</w:t>
         <w:br/>
-        <w:t>Easter Egg Program: 1 p.m. Saturday, March 26, Des Plaines History Center, 781 Pearson St., Des Plaines. The Des Plaines History Center's annual family program, Easter Egg Traditions, will be presented by Marina Orzhynska, who teaches Saturday school at Holy Virgin Protection Russian Orthodox Cathedral in Des Plaines. The program is designed for children, ages 5-12, with an adult. The fee is $3 per child for nonmembers, $2 for members. All families with schoolchildren are welcome to attend. For information, www.desplaineshistory.org or (847) 391-5399.</w:t>
+        <w:t>Mr. Casey said he plans to meet with Mr. Toomey, and the entire state Congressional delegation, more often and that though they might differ on how to go about it, the duo shares the goal of getting the state's economy humming.</w:t>
         <w:br/>
-        <w:t>Easter egg hunt: Doors open 9 a.m. Saturday, March 26, Immanuel United Church of Christ, 1500 Old Church Road, Streamwood. The fifth annual Easter egg hunt starts at 9:30 a.m. Children ages 12 and younger can hunt for eggs. The cost is $3 for one child; $5 for two children; $8 for three children and $10 for four children. An award will be given to one child from each age group who finds the special golden egg. Dress for the weather and bring your own basket. Register at (630) 837-0190.</w:t>
+        <w:t>"Employers don't say, 'I need the Democratic way of preserving a job, the Republican way of creating a job,'" Mr. Casey said. "They say, 'I need help.' They don't want to hear about party lines and don't want to hear about what might divide folks in Washington. They expect us to work together."</w:t>
         <w:br/>
-        <w:t>Trunk and Treaster: 1 a.m. Saturday, March 26, Elk Grove Baptist Church, 801 Beisner, Elk Grove Village. Free family event. Collect Easter eggs and candy from decorated car trunks telling the true Easter story. Crafts, kites, sidewalk chalk, soccer, hot dogs, snacks, and more. If you liked our fall Trunk or Treat event, hop on over and join the fun. In case of inclement weather, activities will be held indoors. For information, myegbc.com.</w:t>
+        <w:t>Ideologically, Mr. Toomey will be interesting to watch in these early months, said political science professor Christopher Borick, of Allentown's Muhlenberg College. On fiscal matters, he's likely to be a strong conservative, but representing moderate Pennsylvania he would do well to avoid hard-right stances on social issues "a la Rick Santorum," Mr. Borick said, referring to the GOP leader who lost big to Mr. Casey in 2006.</w:t>
         <w:br/>
-        <w:t>Egg Hunts with the Easter bunny: 8 a.m. Saturday, March 26, Hoffman Estates Park District, 1685 W. Higgins Road; 8:15 a.m. Fabbrini Park, 1704 Glenlake Road; 9:30 a.m. Pine Park, 750 Charleston; 10:45 a.m. Cannon Crossing, 1675 Nicholson Drive, all in Hoffman Estates. Children will be divided into age groups to hunt for eggs filled with treats, with the youngest age group first. Event will run rain or shine outdoors. Please choose only one egg hunt to attend. For information, www.heparks.org.</w:t>
+        <w:t>The Republican Party has "moved right, and so where Toomey might have been on the clear conservative fringe maybe even a decade ago or less, he's not anymore," Mr. Borick said.</w:t>
         <w:br/>
-        <w:t>Brunch With The Bunny: 9:30 a.m. Saturday, March 26, Roselle Park District, 555 W. Bryn Mawr Ave., Roselle. Join for a fun filled morning and delicious breakfast brought to you by Roselle's Brunch Cafe. Breakfast will include scrambled eggs, French toast, bacon, sausage, potatoes and a variety of beverages. Parents don't forget to bring your camera. After breakfast, meet at the Clauss Recreation Center baseball fields at 11:15 a.m. for an egg hunt. Plastic eggs filled with candy and toys will be hidden throughout the age designated areas. Registration required. Fee is per person and includes catered breakfast followed by an egg hunt. $5-$13. For information, rparks.org.</w:t>
+        <w:t>"He probably finds himself somewhere in the middle when you take everything into consideration, and therefore among Republicans he might be an interesting swing vote on some issues."</w:t>
         <w:br/>
-        <w:t>Easter egg hunt: 9:30 a.m. Saturday, March 26, St. Peter United Church of Christ, 47 Church St., Lake Zurich. The annual Easter egg hunt for all children ages 2-12. For information contact the church office, (847) 438-6441.</w:t>
+        <w:t>Mr. Toomey's early moves have followed that tightrope-walking trend: His first official act as a senator-elect was to sign onto an earmark ban authored by Sen. Jim De Mint, R-S.C. -- the driving force behind conservative primary challenges to several sitting Republicans, including Mr. Specter. But then Mr. Toomey joined only a handful of Senate Republicans in support of the Don't Ask Don't Tell repeal and hired the former chief of staff of departing Sen. Judd Gregg, R-N.H., a strong fiscal conservative with a moderate streak, as his top aide.</w:t>
         <w:br/>
-        <w:t>Visit with the Bunny: 1-4 p.m. Saturday, March 26, Deer Park Town Center, 20530 N. Rand Road, Deer Park. Hop on over to Brilliant Sky Toys &amp; Books for visits with the bunny. Cameras are welcome. For details contact Brilliant Sky Toys &amp; Books at (847) 438-8300.</w:t>
+        <w:t>His first moment to flaunt his fiscal credibility might be in the showdown expected in March over whether to raise the amount of debt the nation is allowed to take on. Many Republicans, including Mr. Toomey, are looking to extract some austerity promises in exchange for voting to raise the ceiling. Democrats, meanwhile, warn of playing chicken with a disastrous default on the national debt.</w:t>
+        <w:br/>
+        <w:t>Mr. Toomey said he would look for mandatory spending limits and other serious budget reforms before he could offer his vote.</w:t>
+        <w:br/>
+        <w:t>"It's not necessarily the end of the world but it is very disruptive -- and so we'd rather not go there," he said of a failure to raise the limit. "However, it's also incredibly irresponsible to just raise the debt ceiling and run up another few hundred billion dollars of debt we can't afford. That's worse."</w:t>
+        <w:br/>
+        <w:t>For now, Mr. Toomey is waiting for such basic things as a committee assignment or an office.</w:t>
+        <w:br/>
+        <w:t>The former should be coming by week's end, Mr. Toomey said. His interests and expertise would be ideally suited to Banking, Budget or Finance, but those are among the most coveted committees by more senior members. He said his experience on the House banking and small business committees should give him a leg up, but acknowledges it's not his choice to make.</w:t>
+        <w:br/>
+        <w:t>"I think it will work out as well as it can," he said.</w:t>
+        <w:br/>
+        <w:t>He works in a windowless basement office suite in the Dirksen Senate Office Building that staffers refer to as "the dungeon." The office assignment procedure -- like many things in the Senate -- is painstaking. Mr. Specter just closed up shop at the end of December, and returning senators get to decide if they want to move to nicer quarters by seniority.</w:t>
+        <w:br/>
+        <w:t>Third-term Sen. Richard Durbin, D-Ill., will move into Mr. Specter's old suite, and the dominoes will gradually fall until they reach the freshmen. It could be April before Team Toomey has a permanent home.</w:t>
+        <w:br/>
+        <w:t>The most difficult part, Mr. Toomey said, will be the time away from his wife and three young children -- including 8-month-old Duncan, who was born during the campaign. The family will remain in Zionsville, Lehigh County, while Mr. Toomey rents the third floor of a townhouse on Capitol Hill when the Senate is in session.</w:t>
+        <w:br/>
+        <w:t>During the campaign, Mr. Toomey commuted by plane -- he owns a small personal jet -- maximizing his ability to appear in far-flung corners of Pennsylvania while also spending time at home. But the hassle and expense of keeping a plane in D.C. mean that Mr. Toomey will imitate Amtrak devotee Mr. Specter in at least one respect -- he plans to commute by train.</w:t>
+        <w:br/>
+        <w:br/>
+        <w:t>Notes</w:t>
+        <w:br/>
+        <w:br/>
+        <w:t>Daniel Malloy: dmalloy@post-gazette.com or 202-445-9980. Follow him on Twitter at PG_in_DC./</w:t>
+        <w:br/>
+        <w:br/>
+        <w:t>Graphic</w:t>
+        <w:br/>
+        <w:br/>
+        <w:t xml:space="preserve"> </w:t>
+        <w:br/>
+        <w:t>PHOTO: Manuel Balce Ceneta/Associated Press: Vice President Joe Biden administers a ceremonial Senate oath during a mock swearing-in ceremony to Sen. Pat Toomey, R-Pa., left, accompanied by his wife, Kris, Wednesday in the Old Senate Chamber on Capitol Hill in Washington.</w:t>
       </w:r>
     </w:p>
     <w:sectPr>
